--- a/arb/docx/016.content.docx
+++ b/arb/docx/016.content.docx
@@ -22,7 +22,7 @@
         <w:rPr>
           <w:lang w:val="ar_AE" w:bidi="ar_AE"/>
         </w:rPr>
-        <w:t>Resource: قاموس الكتاب المقدس (تينديل)</w:t>
+        <w:t>Resource: Tyndale Open Bible Dictionary</w:t>
       </w:r>
       <w:r>
         <w:rPr>
@@ -122,7 +122,7 @@
         <w:rPr>
           <w:lang w:val="ar_AE" w:bidi="ar_AE"/>
         </w:rPr>
-        <w:t>قاموس الكتاب المقدس (تينديل)</w:t>
+        <w:t>Tyndale Open Bible Dictionary</w:t>
       </w:r>
     </w:p>
     <w:p>

--- a/arb/docx/016.content.docx
+++ b/arb/docx/016.content.docx
@@ -21819,71 +21819,6 @@
         <w:rPr>
           <w:lang w:val="ar_AE" w:bidi="ar_AE"/>
         </w:rPr>
-        <w:t>طوبيا (شخص)</w:t>
-      </w:r>
-      <w:r>
-        <w:rPr>
-          <w:lang w:val="ar_AE" w:bidi="ar_AE"/>
-        </w:rPr>
-      </w:r>
-    </w:p>
-    <w:p>
-      <w:pPr>
-        <w:bidi/>
-      </w:pPr>
-      <w:r>
-        <w:rPr>
-          <w:lang w:val="ar_AE" w:bidi="ar_AE"/>
-        </w:rPr>
-      </w:r>
-      <w:r>
-        <w:rPr>
-          <w:lang w:val="ar_AE" w:bidi="ar_AE"/>
-        </w:rPr>
-        <w:t xml:space="preserve">الشخصية الرئيسية في سفر طوبيا الذي يُعَد ضمن الأسفار القانونية الثانية. انظر </w:t>
-      </w:r>
-      <w:r>
-        <w:rPr>
-          <w:lang w:val="ar_AE" w:bidi="ar_AE"/>
-        </w:rPr>
-        <w:t>سفر طوبيا</w:t>
-      </w:r>
-      <w:r>
-        <w:rPr>
-          <w:lang w:val="ar_AE" w:bidi="ar_AE"/>
-        </w:rPr>
-        <w:t>.</w:t>
-      </w:r>
-      <w:r>
-        <w:rPr>
-          <w:lang w:val="ar_AE" w:bidi="ar_AE"/>
-        </w:rPr>
-      </w:r>
-      <w:r>
-        <w:rPr>
-          <w:lang w:val="ar_AE" w:bidi="ar_AE"/>
-        </w:rPr>
-      </w:r>
-    </w:p>
-    <w:p>
-      <w:pPr>
-        <w:bidi/>
-      </w:pPr>
-      <w:r>
-        <w:rPr>
-          <w:lang w:val="ar_AE" w:bidi="ar_AE"/>
-        </w:rPr>
-      </w:r>
-    </w:p>
-    <w:p>
-      <w:pPr>
-        <w:pStyle w:val="Heading2"/>
-        <w:bidi/>
-      </w:pPr>
-      <w:r>
-        <w:rPr>
-          <w:lang w:val="ar_AE" w:bidi="ar_AE"/>
-        </w:rPr>
         <w:t>طوبيا، سفر طوبيا</w:t>
       </w:r>
       <w:r>
@@ -22873,6 +22808,71 @@
         <w:rPr>
           <w:lang w:val="ar_AE" w:bidi="ar_AE"/>
         </w:rPr>
+        <w:t>طوبيا (شخص)</w:t>
+      </w:r>
+      <w:r>
+        <w:rPr>
+          <w:lang w:val="ar_AE" w:bidi="ar_AE"/>
+        </w:rPr>
+      </w:r>
+    </w:p>
+    <w:p>
+      <w:pPr>
+        <w:bidi/>
+      </w:pPr>
+      <w:r>
+        <w:rPr>
+          <w:lang w:val="ar_AE" w:bidi="ar_AE"/>
+        </w:rPr>
+      </w:r>
+      <w:r>
+        <w:rPr>
+          <w:lang w:val="ar_AE" w:bidi="ar_AE"/>
+        </w:rPr>
+        <w:t xml:space="preserve">الشخصية الرئيسية في سفر طوبيا الذي يُعَد ضمن الأسفار القانونية الثانية. انظر </w:t>
+      </w:r>
+      <w:r>
+        <w:rPr>
+          <w:lang w:val="ar_AE" w:bidi="ar_AE"/>
+        </w:rPr>
+        <w:t>سفر طوبيا</w:t>
+      </w:r>
+      <w:r>
+        <w:rPr>
+          <w:lang w:val="ar_AE" w:bidi="ar_AE"/>
+        </w:rPr>
+        <w:t>.</w:t>
+      </w:r>
+      <w:r>
+        <w:rPr>
+          <w:lang w:val="ar_AE" w:bidi="ar_AE"/>
+        </w:rPr>
+      </w:r>
+      <w:r>
+        <w:rPr>
+          <w:lang w:val="ar_AE" w:bidi="ar_AE"/>
+        </w:rPr>
+      </w:r>
+    </w:p>
+    <w:p>
+      <w:pPr>
+        <w:bidi/>
+      </w:pPr>
+      <w:r>
+        <w:rPr>
+          <w:lang w:val="ar_AE" w:bidi="ar_AE"/>
+        </w:rPr>
+      </w:r>
+    </w:p>
+    <w:p>
+      <w:pPr>
+        <w:pStyle w:val="Heading2"/>
+        <w:bidi/>
+      </w:pPr>
+      <w:r>
+        <w:rPr>
+          <w:lang w:val="ar_AE" w:bidi="ar_AE"/>
+        </w:rPr>
         <w:t>طوبياس</w:t>
       </w:r>
       <w:r>
@@ -23911,6 +23911,84 @@
         <w:rPr>
           <w:lang w:val="ar_AE" w:bidi="ar_AE"/>
         </w:rPr>
+        <w:t>طِيبَارِيُوسُ</w:t>
+      </w:r>
+      <w:r>
+        <w:rPr>
+          <w:lang w:val="ar_AE" w:bidi="ar_AE"/>
+        </w:rPr>
+      </w:r>
+    </w:p>
+    <w:p>
+      <w:pPr>
+        <w:pStyle w:val="Heading2"/>
+        <w:bidi/>
+      </w:pPr>
+      <w:r>
+        <w:rPr>
+          <w:b/>
+          <w:lang w:val="ar_AE" w:bidi="ar_AE"/>
+        </w:rPr>
+        <w:t>طِيبَارِيُوسُ</w:t>
+      </w:r>
+    </w:p>
+    <w:p>
+      <w:pPr>
+        <w:bidi/>
+      </w:pPr>
+      <w:r>
+        <w:rPr>
+          <w:lang w:val="ar_AE" w:bidi="ar_AE"/>
+        </w:rPr>
+      </w:r>
+      <w:r>
+        <w:rPr>
+          <w:lang w:val="ar_AE" w:bidi="ar_AE"/>
+        </w:rPr>
+        <w:t xml:space="preserve">إمبراطور روماني (14–37م) حكم في أثناء فترة خدمة يسوع على الأرض. انظر </w:t>
+      </w:r>
+      <w:r>
+        <w:rPr>
+          <w:lang w:val="ar_AE" w:bidi="ar_AE"/>
+        </w:rPr>
+        <w:t>القياصرة</w:t>
+      </w:r>
+      <w:r>
+        <w:rPr>
+          <w:lang w:val="ar_AE" w:bidi="ar_AE"/>
+        </w:rPr>
+        <w:t>.</w:t>
+      </w:r>
+      <w:r>
+        <w:rPr>
+          <w:lang w:val="ar_AE" w:bidi="ar_AE"/>
+        </w:rPr>
+      </w:r>
+      <w:r>
+        <w:rPr>
+          <w:lang w:val="ar_AE" w:bidi="ar_AE"/>
+        </w:rPr>
+      </w:r>
+    </w:p>
+    <w:p>
+      <w:pPr>
+        <w:bidi/>
+      </w:pPr>
+      <w:r>
+        <w:rPr>
+          <w:lang w:val="ar_AE" w:bidi="ar_AE"/>
+        </w:rPr>
+      </w:r>
+    </w:p>
+    <w:p>
+      <w:pPr>
+        <w:pStyle w:val="Heading2"/>
+        <w:bidi/>
+      </w:pPr>
+      <w:r>
+        <w:rPr>
+          <w:lang w:val="ar_AE" w:bidi="ar_AE"/>
+        </w:rPr>
         <w:t>طيب/أطياب/كثيراء</w:t>
       </w:r>
       <w:r>
@@ -23951,84 +24029,6 @@
           <w:lang w:val="ar_AE" w:bidi="ar_AE"/>
         </w:rPr>
         <w:t>العطور</w:t>
-      </w:r>
-      <w:r>
-        <w:rPr>
-          <w:lang w:val="ar_AE" w:bidi="ar_AE"/>
-        </w:rPr>
-        <w:t>.</w:t>
-      </w:r>
-      <w:r>
-        <w:rPr>
-          <w:lang w:val="ar_AE" w:bidi="ar_AE"/>
-        </w:rPr>
-      </w:r>
-      <w:r>
-        <w:rPr>
-          <w:lang w:val="ar_AE" w:bidi="ar_AE"/>
-        </w:rPr>
-      </w:r>
-    </w:p>
-    <w:p>
-      <w:pPr>
-        <w:bidi/>
-      </w:pPr>
-      <w:r>
-        <w:rPr>
-          <w:lang w:val="ar_AE" w:bidi="ar_AE"/>
-        </w:rPr>
-      </w:r>
-    </w:p>
-    <w:p>
-      <w:pPr>
-        <w:pStyle w:val="Heading2"/>
-        <w:bidi/>
-      </w:pPr>
-      <w:r>
-        <w:rPr>
-          <w:lang w:val="ar_AE" w:bidi="ar_AE"/>
-        </w:rPr>
-        <w:t>طِيبَارِيُوسُ</w:t>
-      </w:r>
-      <w:r>
-        <w:rPr>
-          <w:lang w:val="ar_AE" w:bidi="ar_AE"/>
-        </w:rPr>
-      </w:r>
-    </w:p>
-    <w:p>
-      <w:pPr>
-        <w:pStyle w:val="Heading2"/>
-        <w:bidi/>
-      </w:pPr>
-      <w:r>
-        <w:rPr>
-          <w:b/>
-          <w:lang w:val="ar_AE" w:bidi="ar_AE"/>
-        </w:rPr>
-        <w:t>طِيبَارِيُوسُ</w:t>
-      </w:r>
-    </w:p>
-    <w:p>
-      <w:pPr>
-        <w:bidi/>
-      </w:pPr>
-      <w:r>
-        <w:rPr>
-          <w:lang w:val="ar_AE" w:bidi="ar_AE"/>
-        </w:rPr>
-      </w:r>
-      <w:r>
-        <w:rPr>
-          <w:lang w:val="ar_AE" w:bidi="ar_AE"/>
-        </w:rPr>
-        <w:t xml:space="preserve">إمبراطور روماني (14–37م) حكم في أثناء فترة خدمة يسوع على الأرض. انظر </w:t>
-      </w:r>
-      <w:r>
-        <w:rPr>
-          <w:lang w:val="ar_AE" w:bidi="ar_AE"/>
-        </w:rPr>
-        <w:t>القياصرة</w:t>
       </w:r>
       <w:r>
         <w:rPr>

--- a/arb/docx/016.content.docx
+++ b/arb/docx/016.content.docx
@@ -22,7 +22,7 @@
         <w:rPr>
           <w:lang w:val="ar_AE" w:bidi="ar_AE"/>
         </w:rPr>
-        <w:t>Resource: Tyndale Open Bible Dictionary</w:t>
+        <w:t>Resource: Aquifer Open Bible Dictionary</w:t>
       </w:r>
       <w:r>
         <w:rPr>
@@ -122,7 +122,7 @@
         <w:rPr>
           <w:lang w:val="ar_AE" w:bidi="ar_AE"/>
         </w:rPr>
-        <w:t>Tyndale Open Bible Dictionary</w:t>
+        <w:t>Aquifer Open Bible Dictionary</w:t>
       </w:r>
     </w:p>
     <w:p>
